--- a/Received/four/4, maths.docx
+++ b/Received/four/4, maths.docx
@@ -23,7 +23,7 @@
             <v:stroke joinstyle="miter"/>
             <v:path gradientshapeok="t" o:connecttype="rect"/>
           </v:shapetype>
-          <v:shape id="Text Box 3" o:spid="_x0000_s1027" type="#_x0000_t202" style="position:absolute;left:0;text-align:left;margin-left:-3.2pt;margin-top:.75pt;width:48pt;height:21pt;z-index:251667456;visibility:visible;mso-wrap-style:square;mso-width-percent:0;mso-wrap-distance-left:9pt;mso-wrap-distance-top:3.6pt;mso-wrap-distance-right:9pt;mso-wrap-distance-bottom:3.6pt;mso-position-horizontal:right;mso-position-horizontal-relative:text;mso-position-vertical:absolute;mso-position-vertical-relative:text;mso-width-percent:0;mso-width-relative:margin;mso-height-relative:margin;v-text-anchor:top" o:gfxdata="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" filled="f" stroked="f">
+          <v:shape id="Text Box 3" o:spid="_x0000_s1027" type="#_x0000_t202" style="position:absolute;left:0;text-align:left;margin-left:-6.4pt;margin-top:.75pt;width:48pt;height:21pt;z-index:251667456;visibility:visible;mso-wrap-style:square;mso-width-percent:0;mso-wrap-distance-left:9pt;mso-wrap-distance-top:3.6pt;mso-wrap-distance-right:9pt;mso-wrap-distance-bottom:3.6pt;mso-position-horizontal:right;mso-position-horizontal-relative:text;mso-position-vertical:absolute;mso-position-vertical-relative:text;mso-width-percent:0;mso-width-relative:margin;mso-height-relative:margin;v-text-anchor:top" o:gfxdata="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" filled="f" stroked="f">
             <v:textbox>
               <w:txbxContent>
                 <w:p>
@@ -35,17 +35,7 @@
                       <w:sz w:val="28"/>
                       <w:szCs w:val="28"/>
                     </w:rPr>
-                    <w:t>D- 2</w:t>
-                  </w:r>
-                  <w:r>
-                    <w:rPr>
-                      <w:rFonts w:ascii="Times New Roman" w:hAnsi="Times New Roman"/>
-                      <w:b/>
-                      <w:bCs/>
-                      <w:sz w:val="28"/>
-                      <w:szCs w:val="28"/>
-                    </w:rPr>
-                    <w:t>0</w:t>
+                    <w:t>D- 20</w:t>
                   </w:r>
                 </w:p>
               </w:txbxContent>
@@ -259,7 +249,7 @@
           <w:sz w:val="24"/>
           <w:szCs w:val="24"/>
         </w:rPr>
-        <w:t>Time:</w:t>
+        <w:t>Time:2</w:t>
       </w:r>
       <w:r>
         <w:rPr>
@@ -269,7 +259,7 @@
           <w:sz w:val="24"/>
           <w:szCs w:val="24"/>
         </w:rPr>
-        <w:t>2</w:t>
+        <w:t xml:space="preserve"> </w:t>
       </w:r>
       <w:r>
         <w:rPr>
@@ -279,37 +269,7 @@
           <w:sz w:val="24"/>
           <w:szCs w:val="24"/>
         </w:rPr>
-        <w:t xml:space="preserve"> </w:t>
-      </w:r>
-      <w:r>
-        <w:rPr>
-          <w:rFonts w:ascii="Times New Roman" w:hAnsi="Times New Roman"/>
-          <w:b/>
-          <w:bCs/>
-          <w:sz w:val="24"/>
-          <w:szCs w:val="24"/>
-        </w:rPr>
-        <w:t>hr</w:t>
-      </w:r>
-      <w:r>
-        <w:rPr>
-          <w:rFonts w:ascii="Times New Roman" w:hAnsi="Times New Roman"/>
-          <w:b/>
-          <w:bCs/>
-          <w:sz w:val="24"/>
-          <w:szCs w:val="24"/>
-        </w:rPr>
-        <w:t>s</w:t>
-      </w:r>
-      <w:r>
-        <w:rPr>
-          <w:rFonts w:ascii="Times New Roman" w:hAnsi="Times New Roman"/>
-          <w:b/>
-          <w:bCs/>
-          <w:sz w:val="24"/>
-          <w:szCs w:val="24"/>
-        </w:rPr>
-        <w:t>.</w:t>
+        <w:t>hrs.</w:t>
       </w:r>
       <w:r>
         <w:rPr>
@@ -853,7 +813,23 @@
           <w:sz w:val="24"/>
           <w:szCs w:val="24"/>
         </w:rPr>
-        <w:t xml:space="preserve">Write the names of angle </w:t>
+        <w:t xml:space="preserve">Write the </w:t>
+      </w:r>
+      <w:r>
+        <w:rPr>
+          <w:rFonts w:ascii="Times New Roman" w:hAnsi="Times New Roman" w:cs="Times New Roman"/>
+          <w:sz w:val="24"/>
+          <w:szCs w:val="24"/>
+        </w:rPr>
+        <w:t>measures</w:t>
+      </w:r>
+      <w:r>
+        <w:rPr>
+          <w:rFonts w:ascii="Times New Roman" w:hAnsi="Times New Roman" w:cs="Times New Roman"/>
+          <w:sz w:val="24"/>
+          <w:szCs w:val="24"/>
+        </w:rPr>
+        <w:t xml:space="preserve"> of angle </w:t>
       </w:r>
       <m:oMath>
         <m:r>
@@ -1771,17 +1747,13 @@
         <w:jc w:val="both"/>
         <w:rPr>
           <w:rFonts w:ascii="Times New Roman" w:hAnsi="Times New Roman" w:cs="Times New Roman"/>
-          <w:b/>
-          <w:bCs/>
-          <w:sz w:val="24"/>
-          <w:szCs w:val="24"/>
-        </w:rPr>
-      </w:pPr>
-      <w:r>
-        <w:rPr>
-          <w:rFonts w:ascii="Times New Roman" w:hAnsi="Times New Roman" w:cs="Times New Roman"/>
-          <w:b/>
-          <w:bCs/>
+          <w:sz w:val="24"/>
+          <w:szCs w:val="24"/>
+        </w:rPr>
+      </w:pPr>
+      <w:r>
+        <w:rPr>
+          <w:rFonts w:ascii="Times New Roman" w:hAnsi="Times New Roman" w:cs="Times New Roman"/>
           <w:sz w:val="24"/>
           <w:szCs w:val="24"/>
         </w:rPr>
@@ -1805,7 +1777,23 @@
           <w:sz w:val="24"/>
           <w:szCs w:val="24"/>
         </w:rPr>
-        <w:t>b) There are 11 players in a football team. How many players will be there in 75 terms ? [2]</w:t>
+        <w:t xml:space="preserve">b) There are 11 players in a football team. How many players will be there in 75 </w:t>
+      </w:r>
+      <w:r>
+        <w:rPr>
+          <w:rFonts w:ascii="Times New Roman" w:hAnsi="Times New Roman" w:cs="Times New Roman"/>
+          <w:sz w:val="24"/>
+          <w:szCs w:val="24"/>
+        </w:rPr>
+        <w:t>team</w:t>
+      </w:r>
+      <w:r>
+        <w:rPr>
+          <w:rFonts w:ascii="Times New Roman" w:hAnsi="Times New Roman" w:cs="Times New Roman"/>
+          <w:sz w:val="24"/>
+          <w:szCs w:val="24"/>
+        </w:rPr>
+        <w:t xml:space="preserve"> ? [2]</w:t>
       </w:r>
     </w:p>
     <w:p>

--- a/Received/four/4, maths.docx
+++ b/Received/four/4, maths.docx
@@ -23,7 +23,7 @@
             <v:stroke joinstyle="miter"/>
             <v:path gradientshapeok="t" o:connecttype="rect"/>
           </v:shapetype>
-          <v:shape id="Text Box 3" o:spid="_x0000_s1027" type="#_x0000_t202" style="position:absolute;left:0;text-align:left;margin-left:-6.4pt;margin-top:.75pt;width:48pt;height:21pt;z-index:251667456;visibility:visible;mso-wrap-style:square;mso-width-percent:0;mso-wrap-distance-left:9pt;mso-wrap-distance-top:3.6pt;mso-wrap-distance-right:9pt;mso-wrap-distance-bottom:3.6pt;mso-position-horizontal:right;mso-position-horizontal-relative:text;mso-position-vertical:absolute;mso-position-vertical-relative:text;mso-width-percent:0;mso-width-relative:margin;mso-height-relative:margin;v-text-anchor:top" o:gfxdata="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" filled="f" stroked="f">
+          <v:shape id="Text Box 3" o:spid="_x0000_s1027" type="#_x0000_t202" style="position:absolute;left:0;text-align:left;margin-left:-9.6pt;margin-top:.75pt;width:48pt;height:21pt;z-index:251667456;visibility:visible;mso-wrap-style:square;mso-width-percent:0;mso-wrap-distance-left:9pt;mso-wrap-distance-top:3.6pt;mso-wrap-distance-right:9pt;mso-wrap-distance-bottom:3.6pt;mso-position-horizontal:right;mso-position-horizontal-relative:text;mso-position-vertical:absolute;mso-position-vertical-relative:text;mso-width-percent:0;mso-width-relative:margin;mso-height-relative:margin;v-text-anchor:top" o:gfxdata="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" filled="f" stroked="f">
             <v:textbox>
               <w:txbxContent>
                 <w:p>
@@ -136,19 +136,39 @@
           <w:bCs/>
           <w:sz w:val="20"/>
         </w:rPr>
-        <w:t>Ratnanagar-7, Sauraha, Chitwan</w:t>
-      </w:r>
-    </w:p>
-    <w:p>
-      <w:pPr>
-        <w:spacing w:after="0" w:line="240" w:lineRule="auto"/>
-        <w:ind w:left="1440"/>
+        <w:t xml:space="preserve">Ratnanagar-7, </w:t>
+      </w:r>
+      <w:proofErr w:type="spellStart"/>
+      <w:r>
         <w:rPr>
           <w:rFonts w:ascii="Times New Roman" w:hAnsi="Times New Roman"/>
           <w:b/>
           <w:bCs/>
           <w:sz w:val="20"/>
         </w:rPr>
+        <w:t>Sauraha</w:t>
+      </w:r>
+      <w:proofErr w:type="spellEnd"/>
+      <w:r>
+        <w:rPr>
+          <w:rFonts w:ascii="Times New Roman" w:hAnsi="Times New Roman"/>
+          <w:b/>
+          <w:bCs/>
+          <w:sz w:val="20"/>
+        </w:rPr>
+        <w:t>, Chitwan</w:t>
+      </w:r>
+    </w:p>
+    <w:p>
+      <w:pPr>
+        <w:spacing w:after="0" w:line="240" w:lineRule="auto"/>
+        <w:ind w:left="1440"/>
+        <w:rPr>
+          <w:rFonts w:ascii="Times New Roman" w:hAnsi="Times New Roman"/>
+          <w:b/>
+          <w:bCs/>
+          <w:sz w:val="20"/>
+        </w:rPr>
       </w:pPr>
       <w:r>
         <w:rPr>
@@ -327,6 +347,7 @@
         </w:rPr>
         <w:t xml:space="preserve">Sub: </w:t>
       </w:r>
+      <w:proofErr w:type="spellStart"/>
       <w:r>
         <w:rPr>
           <w:rFonts w:ascii="Times New Roman" w:hAnsi="Times New Roman"/>
@@ -335,8 +356,9 @@
           <w:sz w:val="24"/>
           <w:szCs w:val="24"/>
         </w:rPr>
-        <w:t>Math’s</w:t>
-      </w:r>
+        <w:t>Maths</w:t>
+      </w:r>
+      <w:proofErr w:type="spellEnd"/>
     </w:p>
     <w:p>
       <w:pPr>
@@ -660,94 +682,22 @@
       <w:r>
         <w:rPr>
           <w:rFonts w:ascii="Times New Roman" w:hAnsi="Times New Roman" w:cs="Times New Roman"/>
-          <w:sz w:val="24"/>
-          <w:szCs w:val="24"/>
-        </w:rPr>
-        <w:t>Draw a plane figure having four sides using a ruler. [1]</w:t>
-      </w:r>
-    </w:p>
-    <w:p>
-      <w:pPr>
-        <w:pStyle w:val="ListParagraph"/>
-        <w:numPr>
-          <w:ilvl w:val="0"/>
-          <w:numId w:val="13"/>
-        </w:numPr>
-        <w:spacing w:after="0"/>
-        <w:jc w:val="both"/>
-        <w:rPr>
-          <w:rFonts w:ascii="Times New Roman" w:hAnsi="Times New Roman" w:cs="Times New Roman"/>
-          <w:sz w:val="24"/>
-          <w:szCs w:val="24"/>
-        </w:rPr>
-      </w:pPr>
-      <w:r>
-        <w:rPr>
-          <w:rFonts w:ascii="Times New Roman" w:hAnsi="Times New Roman" w:cs="Times New Roman"/>
-          <w:sz w:val="24"/>
-          <w:szCs w:val="24"/>
-        </w:rPr>
-        <w:t>How many vertices are there in a square ? [1]</w:t>
-      </w:r>
-    </w:p>
-    <w:p>
-      <w:pPr>
-        <w:pStyle w:val="ListParagraph"/>
-        <w:numPr>
-          <w:ilvl w:val="0"/>
-          <w:numId w:val="1"/>
-        </w:numPr>
-        <w:spacing w:after="0"/>
-        <w:jc w:val="both"/>
-        <w:rPr>
-          <w:rFonts w:ascii="Times New Roman" w:hAnsi="Times New Roman" w:cs="Times New Roman"/>
-          <w:b/>
-          <w:bCs/>
-          <w:sz w:val="24"/>
-          <w:szCs w:val="24"/>
-        </w:rPr>
-      </w:pPr>
-      <w:r>
-        <w:rPr>
-          <w:rFonts w:ascii="Times New Roman" w:hAnsi="Times New Roman" w:cs="Times New Roman"/>
-          <w:b/>
-          <w:bCs/>
-          <w:sz w:val="24"/>
-          <w:szCs w:val="24"/>
-        </w:rPr>
-        <w:t xml:space="preserve">Observe the figure and answer. </w:t>
-      </w:r>
-    </w:p>
-    <w:p>
-      <w:pPr>
-        <w:pStyle w:val="ListParagraph"/>
-        <w:spacing w:after="0"/>
-        <w:jc w:val="both"/>
-        <w:rPr>
-          <w:rFonts w:ascii="Times New Roman" w:hAnsi="Times New Roman" w:cs="Times New Roman"/>
-          <w:sz w:val="24"/>
-          <w:szCs w:val="24"/>
-        </w:rPr>
-      </w:pPr>
-      <w:r>
-        <w:rPr>
-          <w:rFonts w:ascii="Times New Roman" w:hAnsi="Times New Roman" w:cs="Times New Roman"/>
           <w:noProof/>
           <w:sz w:val="24"/>
           <w:szCs w:val="24"/>
           <w:lang w:eastAsia="ja-JP" w:bidi="ne-NP"/>
         </w:rPr>
         <w:drawing>
-          <wp:anchor distT="0" distB="0" distL="114300" distR="114300" simplePos="0" relativeHeight="251663360" behindDoc="1" locked="0" layoutInCell="1" allowOverlap="1" wp14:anchorId="41B15811" wp14:editId="4B8C6848">
+          <wp:anchor distT="0" distB="0" distL="114300" distR="114300" simplePos="0" relativeHeight="251663360" behindDoc="1" locked="0" layoutInCell="1" allowOverlap="1" wp14:anchorId="41B15811" wp14:editId="4A16EA60">
             <wp:simplePos x="0" y="0"/>
             <wp:positionH relativeFrom="column">
-              <wp:posOffset>3463290</wp:posOffset>
+              <wp:posOffset>3482340</wp:posOffset>
             </wp:positionH>
             <wp:positionV relativeFrom="paragraph">
-              <wp:posOffset>-471805</wp:posOffset>
+              <wp:posOffset>75565</wp:posOffset>
             </wp:positionV>
             <wp:extent cx="1398270" cy="863600"/>
-            <wp:effectExtent l="19050" t="0" r="0" b="0"/>
+            <wp:effectExtent l="0" t="0" r="0" b="0"/>
             <wp:wrapNone/>
             <wp:docPr id="5" name="Picture 2" descr="C:\Users\acer\Desktop\2.JPG"/>
             <wp:cNvGraphicFramePr>
@@ -791,6 +741,94 @@
           </wp:anchor>
         </w:drawing>
       </w:r>
+      <w:r>
+        <w:rPr>
+          <w:rFonts w:ascii="Times New Roman" w:hAnsi="Times New Roman" w:cs="Times New Roman"/>
+          <w:sz w:val="24"/>
+          <w:szCs w:val="24"/>
+        </w:rPr>
+        <w:t>Draw a plane figure having four sides using a ruler. [1]</w:t>
+      </w:r>
+    </w:p>
+    <w:p>
+      <w:pPr>
+        <w:pStyle w:val="ListParagraph"/>
+        <w:numPr>
+          <w:ilvl w:val="0"/>
+          <w:numId w:val="13"/>
+        </w:numPr>
+        <w:spacing w:after="0"/>
+        <w:jc w:val="both"/>
+        <w:rPr>
+          <w:rFonts w:ascii="Times New Roman" w:hAnsi="Times New Roman" w:cs="Times New Roman"/>
+          <w:sz w:val="24"/>
+          <w:szCs w:val="24"/>
+        </w:rPr>
+      </w:pPr>
+      <w:r>
+        <w:rPr>
+          <w:rFonts w:ascii="Times New Roman" w:hAnsi="Times New Roman" w:cs="Times New Roman"/>
+          <w:sz w:val="24"/>
+          <w:szCs w:val="24"/>
+        </w:rPr>
+        <w:t xml:space="preserve">How many vertices are there in a </w:t>
+      </w:r>
+      <w:r>
+        <w:rPr>
+          <w:rFonts w:ascii="Times New Roman" w:hAnsi="Times New Roman" w:cs="Times New Roman"/>
+          <w:sz w:val="24"/>
+          <w:szCs w:val="24"/>
+        </w:rPr>
+        <w:t>square?</w:t>
+      </w:r>
+      <w:r>
+        <w:rPr>
+          <w:rFonts w:ascii="Times New Roman" w:hAnsi="Times New Roman" w:cs="Times New Roman"/>
+          <w:sz w:val="24"/>
+          <w:szCs w:val="24"/>
+        </w:rPr>
+        <w:t xml:space="preserve"> [1]</w:t>
+      </w:r>
+    </w:p>
+    <w:p>
+      <w:pPr>
+        <w:pStyle w:val="ListParagraph"/>
+        <w:numPr>
+          <w:ilvl w:val="0"/>
+          <w:numId w:val="1"/>
+        </w:numPr>
+        <w:spacing w:after="0"/>
+        <w:jc w:val="both"/>
+        <w:rPr>
+          <w:rFonts w:ascii="Times New Roman" w:hAnsi="Times New Roman" w:cs="Times New Roman"/>
+          <w:b/>
+          <w:bCs/>
+          <w:sz w:val="24"/>
+          <w:szCs w:val="24"/>
+        </w:rPr>
+      </w:pPr>
+      <w:r>
+        <w:rPr>
+          <w:rFonts w:ascii="Times New Roman" w:hAnsi="Times New Roman" w:cs="Times New Roman"/>
+          <w:b/>
+          <w:bCs/>
+          <w:sz w:val="24"/>
+          <w:szCs w:val="24"/>
+        </w:rPr>
+        <w:t xml:space="preserve">Observe the figure and answer. </w:t>
+      </w:r>
+    </w:p>
+    <w:p>
+      <w:pPr>
+        <w:pStyle w:val="ListParagraph"/>
+        <w:spacing w:after="0"/>
+        <w:jc w:val="both"/>
+        <w:rPr>
+          <w:rFonts w:ascii="Times New Roman" w:hAnsi="Times New Roman" w:cs="Times New Roman"/>
+          <w:sz w:val="28"/>
+          <w:szCs w:val="28"/>
+        </w:rPr>
+      </w:pPr>
     </w:p>
     <w:p>
       <w:pPr>
@@ -889,7 +927,23 @@
           <w:sz w:val="24"/>
           <w:szCs w:val="24"/>
         </w:rPr>
-        <w:t>Which is the greater angle &amp; which is the smaller angle ? [1]</w:t>
+        <w:t xml:space="preserve">Which is the greater angle &amp; which is the smaller </w:t>
+      </w:r>
+      <w:r>
+        <w:rPr>
+          <w:rFonts w:ascii="Times New Roman" w:hAnsi="Times New Roman" w:cs="Times New Roman"/>
+          <w:sz w:val="24"/>
+          <w:szCs w:val="24"/>
+        </w:rPr>
+        <w:t>angle?</w:t>
+      </w:r>
+      <w:r>
+        <w:rPr>
+          <w:rFonts w:ascii="Times New Roman" w:hAnsi="Times New Roman" w:cs="Times New Roman"/>
+          <w:sz w:val="24"/>
+          <w:szCs w:val="24"/>
+        </w:rPr>
+        <w:t xml:space="preserve"> [1]</w:t>
       </w:r>
     </w:p>
     <w:p>
@@ -973,7 +1027,23 @@
           <w:sz w:val="24"/>
           <w:szCs w:val="24"/>
         </w:rPr>
-        <w:t>What is the place value of 5 in the number 34758 ? [1]</w:t>
+        <w:t xml:space="preserve">What is the place value of 5 in the number </w:t>
+      </w:r>
+      <w:r>
+        <w:rPr>
+          <w:rFonts w:ascii="Times New Roman" w:hAnsi="Times New Roman" w:cs="Times New Roman"/>
+          <w:sz w:val="24"/>
+          <w:szCs w:val="24"/>
+        </w:rPr>
+        <w:t>34758?</w:t>
+      </w:r>
+      <w:r>
+        <w:rPr>
+          <w:rFonts w:ascii="Times New Roman" w:hAnsi="Times New Roman" w:cs="Times New Roman"/>
+          <w:sz w:val="24"/>
+          <w:szCs w:val="24"/>
+        </w:rPr>
+        <w:t xml:space="preserve"> [1]</w:t>
       </w:r>
     </w:p>
     <w:p>
@@ -1045,7 +1115,23 @@
           <w:sz w:val="24"/>
           <w:szCs w:val="24"/>
         </w:rPr>
-        <w:t>Find the difference between the greatest and smallest three digit number. [2]</w:t>
+        <w:t xml:space="preserve">Find the difference between the greatest and smallest </w:t>
+      </w:r>
+      <w:r>
+        <w:rPr>
+          <w:rFonts w:ascii="Times New Roman" w:hAnsi="Times New Roman" w:cs="Times New Roman"/>
+          <w:sz w:val="24"/>
+          <w:szCs w:val="24"/>
+        </w:rPr>
+        <w:t>three-digit</w:t>
+      </w:r>
+      <w:r>
+        <w:rPr>
+          <w:rFonts w:ascii="Times New Roman" w:hAnsi="Times New Roman" w:cs="Times New Roman"/>
+          <w:sz w:val="24"/>
+          <w:szCs w:val="24"/>
+        </w:rPr>
+        <w:t xml:space="preserve"> number. [2]</w:t>
       </w:r>
     </w:p>
     <w:p>
@@ -1073,7 +1159,51 @@
           <w:sz w:val="24"/>
           <w:szCs w:val="24"/>
         </w:rPr>
-        <w:t>Sujan wants to buy a TV and a laptop. The cost of the TV is Rs. 28,345 &amp; the cost of laptop is Rs. 39,676.</w:t>
+        <w:t>S</w:t>
+      </w:r>
+      <w:r>
+        <w:rPr>
+          <w:rFonts w:ascii="Times New Roman" w:hAnsi="Times New Roman" w:cs="Times New Roman"/>
+          <w:b/>
+          <w:bCs/>
+          <w:sz w:val="24"/>
+          <w:szCs w:val="24"/>
+        </w:rPr>
+        <w:t>anjay</w:t>
+      </w:r>
+      <w:r>
+        <w:rPr>
+          <w:rFonts w:ascii="Times New Roman" w:hAnsi="Times New Roman" w:cs="Times New Roman"/>
+          <w:b/>
+          <w:bCs/>
+          <w:sz w:val="24"/>
+          <w:szCs w:val="24"/>
+        </w:rPr>
+        <w:t xml:space="preserve"> wants to buy a TV and a laptop. The cost of the TV is </w:t>
+      </w:r>
+    </w:p>
+    <w:p>
+      <w:pPr>
+        <w:pStyle w:val="ListParagraph"/>
+        <w:spacing w:after="0"/>
+        <w:jc w:val="both"/>
+        <w:rPr>
+          <w:rFonts w:ascii="Times New Roman" w:hAnsi="Times New Roman" w:cs="Times New Roman"/>
+          <w:b/>
+          <w:bCs/>
+          <w:sz w:val="24"/>
+          <w:szCs w:val="24"/>
+        </w:rPr>
+      </w:pPr>
+      <w:r>
+        <w:rPr>
+          <w:rFonts w:ascii="Times New Roman" w:hAnsi="Times New Roman" w:cs="Times New Roman"/>
+          <w:b/>
+          <w:bCs/>
+          <w:sz w:val="24"/>
+          <w:szCs w:val="24"/>
+        </w:rPr>
+        <w:t>Rs. 28,345 &amp; the cost of laptop is Rs. 39,676.</w:t>
       </w:r>
     </w:p>
     <w:p>
@@ -1105,7 +1235,25 @@
           <w:sz w:val="24"/>
           <w:szCs w:val="24"/>
         </w:rPr>
-        <w:t>hich mathematical operation is used to find the total cost ? [1]</w:t>
+        <w:t xml:space="preserve">hich mathematical operation is used to find the total </w:t>
+      </w:r>
+      <w:proofErr w:type="gramStart"/>
+      <w:r>
+        <w:rPr>
+          <w:rFonts w:ascii="Times New Roman" w:hAnsi="Times New Roman" w:cs="Times New Roman"/>
+          <w:sz w:val="24"/>
+          <w:szCs w:val="24"/>
+        </w:rPr>
+        <w:t>cost ?</w:t>
+      </w:r>
+      <w:proofErr w:type="gramEnd"/>
+      <w:r>
+        <w:rPr>
+          <w:rFonts w:ascii="Times New Roman" w:hAnsi="Times New Roman" w:cs="Times New Roman"/>
+          <w:sz w:val="24"/>
+          <w:szCs w:val="24"/>
+        </w:rPr>
+        <w:t xml:space="preserve"> [1]</w:t>
       </w:r>
     </w:p>
     <w:p>
@@ -1153,7 +1301,49 @@
           <w:sz w:val="24"/>
           <w:szCs w:val="24"/>
         </w:rPr>
-        <w:t>If Sujan has Rs. 68,000 how much more money does he need ? [2]</w:t>
+        <w:t>If S</w:t>
+      </w:r>
+      <w:r>
+        <w:rPr>
+          <w:rFonts w:ascii="Times New Roman" w:hAnsi="Times New Roman" w:cs="Times New Roman"/>
+          <w:sz w:val="24"/>
+          <w:szCs w:val="24"/>
+        </w:rPr>
+        <w:t>anjay</w:t>
+      </w:r>
+      <w:r>
+        <w:rPr>
+          <w:rFonts w:ascii="Times New Roman" w:hAnsi="Times New Roman" w:cs="Times New Roman"/>
+          <w:sz w:val="24"/>
+          <w:szCs w:val="24"/>
+        </w:rPr>
+        <w:t xml:space="preserve"> has Rs. 68,000 how much more money does he </w:t>
+      </w:r>
+      <w:proofErr w:type="gramStart"/>
+      <w:r>
+        <w:rPr>
+          <w:rFonts w:ascii="Times New Roman" w:hAnsi="Times New Roman" w:cs="Times New Roman"/>
+          <w:sz w:val="24"/>
+          <w:szCs w:val="24"/>
+        </w:rPr>
+        <w:t>need ?</w:t>
+      </w:r>
+      <w:proofErr w:type="gramEnd"/>
+      <w:r>
+        <w:rPr>
+          <w:rFonts w:ascii="Times New Roman" w:hAnsi="Times New Roman" w:cs="Times New Roman"/>
+          <w:sz w:val="24"/>
+          <w:szCs w:val="24"/>
+        </w:rPr>
+        <w:t xml:space="preserve"> </w:t>
+      </w:r>
+      <w:r>
+        <w:rPr>
+          <w:rFonts w:ascii="Times New Roman" w:hAnsi="Times New Roman" w:cs="Times New Roman"/>
+          <w:sz w:val="24"/>
+          <w:szCs w:val="24"/>
+        </w:rPr>
+        <w:t>[2]</w:t>
       </w:r>
     </w:p>
     <w:p>
@@ -1186,7 +1376,6 @@
     </w:p>
     <w:p>
       <w:pPr>
-        <w:pStyle w:val="ListParagraph"/>
         <w:spacing w:after="0"/>
         <w:jc w:val="both"/>
         <w:rPr>
@@ -1279,7 +1468,23 @@
           <w:sz w:val="24"/>
           <w:szCs w:val="24"/>
         </w:rPr>
-        <w:t>How many vertices does the dice have ? [1]</w:t>
+        <w:t xml:space="preserve">How many vertices does the dice </w:t>
+      </w:r>
+      <w:r>
+        <w:rPr>
+          <w:rFonts w:ascii="Times New Roman" w:hAnsi="Times New Roman" w:cs="Times New Roman"/>
+          <w:sz w:val="24"/>
+          <w:szCs w:val="24"/>
+        </w:rPr>
+        <w:t>have?</w:t>
+      </w:r>
+      <w:r>
+        <w:rPr>
+          <w:rFonts w:ascii="Times New Roman" w:hAnsi="Times New Roman" w:cs="Times New Roman"/>
+          <w:sz w:val="24"/>
+          <w:szCs w:val="24"/>
+        </w:rPr>
+        <w:t xml:space="preserve"> [1]</w:t>
       </w:r>
     </w:p>
     <w:p>
@@ -1303,7 +1508,23 @@
           <w:sz w:val="24"/>
           <w:szCs w:val="24"/>
         </w:rPr>
-        <w:t>If A is a vertex, what is AB called ? [1</w:t>
+        <w:t xml:space="preserve">If A is a vertex, what is AB </w:t>
+      </w:r>
+      <w:r>
+        <w:rPr>
+          <w:rFonts w:ascii="Times New Roman" w:hAnsi="Times New Roman" w:cs="Times New Roman"/>
+          <w:sz w:val="24"/>
+          <w:szCs w:val="24"/>
+        </w:rPr>
+        <w:t>called?</w:t>
+      </w:r>
+      <w:r>
+        <w:rPr>
+          <w:rFonts w:ascii="Times New Roman" w:hAnsi="Times New Roman" w:cs="Times New Roman"/>
+          <w:sz w:val="24"/>
+          <w:szCs w:val="24"/>
+        </w:rPr>
+        <w:t xml:space="preserve"> [1</w:t>
       </w:r>
       <w:r>
         <w:rPr>
@@ -1335,7 +1556,23 @@
           <w:sz w:val="24"/>
           <w:szCs w:val="24"/>
         </w:rPr>
-        <w:t>How many faces does a dice have ? Name the solid shape. [3]</w:t>
+        <w:t xml:space="preserve">How many faces does a dice </w:t>
+      </w:r>
+      <w:r>
+        <w:rPr>
+          <w:rFonts w:ascii="Times New Roman" w:hAnsi="Times New Roman" w:cs="Times New Roman"/>
+          <w:sz w:val="24"/>
+          <w:szCs w:val="24"/>
+        </w:rPr>
+        <w:t>have?</w:t>
+      </w:r>
+      <w:r>
+        <w:rPr>
+          <w:rFonts w:ascii="Times New Roman" w:hAnsi="Times New Roman" w:cs="Times New Roman"/>
+          <w:sz w:val="24"/>
+          <w:szCs w:val="24"/>
+        </w:rPr>
+        <w:t xml:space="preserve"> Name the solid shape. [3]</w:t>
       </w:r>
     </w:p>
     <w:p>
@@ -1489,21 +1726,33 @@
         <w:jc w:val="both"/>
         <w:rPr>
           <w:rFonts w:ascii="Times New Roman" w:hAnsi="Times New Roman" w:cs="Times New Roman"/>
-          <w:b/>
-          <w:bCs/>
-          <w:sz w:val="24"/>
-          <w:szCs w:val="24"/>
-        </w:rPr>
-      </w:pPr>
-      <w:r>
-        <w:rPr>
-          <w:rFonts w:ascii="Times New Roman" w:hAnsi="Times New Roman" w:cs="Times New Roman"/>
-          <w:b/>
-          <w:bCs/>
-          <w:sz w:val="24"/>
-          <w:szCs w:val="24"/>
-        </w:rPr>
-        <w:t xml:space="preserve">Solve [2] </w:t>
+          <w:sz w:val="24"/>
+          <w:szCs w:val="24"/>
+        </w:rPr>
+      </w:pPr>
+      <w:r>
+        <w:rPr>
+          <w:rFonts w:ascii="Times New Roman" w:hAnsi="Times New Roman" w:cs="Times New Roman"/>
+          <w:sz w:val="24"/>
+          <w:szCs w:val="24"/>
+        </w:rPr>
+        <w:t>Solve</w:t>
+      </w:r>
+      <w:r>
+        <w:rPr>
+          <w:rFonts w:ascii="Times New Roman" w:hAnsi="Times New Roman" w:cs="Times New Roman"/>
+          <w:sz w:val="24"/>
+          <w:szCs w:val="24"/>
+        </w:rPr>
+        <w:t>.</w:t>
+      </w:r>
+      <w:r>
+        <w:rPr>
+          <w:rFonts w:ascii="Times New Roman" w:hAnsi="Times New Roman" w:cs="Times New Roman"/>
+          <w:sz w:val="24"/>
+          <w:szCs w:val="24"/>
+        </w:rPr>
+        <w:t xml:space="preserve"> [2] </w:t>
       </w:r>
     </w:p>
     <w:p>
@@ -1785,15 +2034,15 @@
           <w:sz w:val="24"/>
           <w:szCs w:val="24"/>
         </w:rPr>
-        <w:t>team</w:t>
-      </w:r>
-      <w:r>
-        <w:rPr>
-          <w:rFonts w:ascii="Times New Roman" w:hAnsi="Times New Roman" w:cs="Times New Roman"/>
-          <w:sz w:val="24"/>
-          <w:szCs w:val="24"/>
-        </w:rPr>
-        <w:t xml:space="preserve"> ? [2]</w:t>
+        <w:t>team?</w:t>
+      </w:r>
+      <w:r>
+        <w:rPr>
+          <w:rFonts w:ascii="Times New Roman" w:hAnsi="Times New Roman" w:cs="Times New Roman"/>
+          <w:sz w:val="24"/>
+          <w:szCs w:val="24"/>
+        </w:rPr>
+        <w:t xml:space="preserve"> [2]</w:t>
       </w:r>
     </w:p>
     <w:p>
@@ -2441,8 +2690,8 @@
   <w:abstractNum w:abstractNumId="5" w15:restartNumberingAfterBreak="0">
     <w:nsid w:val="0FD92CC7"/>
     <w:multiLevelType w:val="hybridMultilevel"/>
-    <w:tmpl w:val="7AF2038C"/>
-    <w:lvl w:ilvl="0" w:tplc="0409000F">
+    <w:tmpl w:val="E6BEBF1C"/>
+    <w:lvl w:ilvl="0" w:tplc="38DCC954">
       <w:start w:val="1"/>
       <w:numFmt w:val="decimal"/>
       <w:lvlText w:val="%1."/>
@@ -2452,6 +2701,8 @@
       </w:pPr>
       <w:rPr>
         <w:rFonts w:hint="default"/>
+        <w:b/>
+        <w:bCs/>
       </w:rPr>
     </w:lvl>
     <w:lvl w:ilvl="1" w:tplc="04090019" w:tentative="1">
